--- a/data/cvs/cv_109_Hitachi_Vantara_Corporation_Lead_Full_Stack_Developer__UI_UX_.docx
+++ b/data/cvs/cv_109_Hitachi_Vantara_Corporation_Lead_Full_Stack_Developer__UI_UX_.docx
@@ -86,7 +86,7 @@
         <w:rPr>
           <w:sz w:val="20"/>
         </w:rPr>
-        <w:t>Full Stack Developer with a focus on UI/UX, currently leading the front-end development at Copy Cat Group. I drive the design and implementation of user-centric interfaces, ensuring accessibility, responsiveness, and seamless integration with backend systems. My expertise spans React, JavaScript, Python, and Node.js, with a strong foundation in cloud-native architecture and database integration. I have a proven track record of delivering high-quality, scalable solutions, and am now seeking to leverage my skills in a Lead Full Stack Developer role.</w:t>
+        <w:t>Full Stack Developer with a focus on UI/UX design and a passion for creating seamless user experiences. I have a proven track record of developing and maintaining full-stack applications, with expertise in React.js, JavaScript, and TypeScript. My experience spans enterprise architecture, cloud-native development, and database integration, ensuring secure and scalable solutions. I am well-versed in modern UI frameworks, backend development, and data visualization techniques, delivering high-quality, user-centric applications.</w:t>
       </w:r>
     </w:p>
     <w:p>
@@ -119,7 +119,7 @@
         <w:rPr>
           <w:sz w:val="20"/>
         </w:rPr>
-        <w:t>Python, JavaScript, TypeScript, SQL, PHP, Kotlin, Bash, HTML, CSS</w:t>
+        <w:t>Python, JavaScript, TypeScript, HTML, CSS</w:t>
       </w:r>
     </w:p>
     <w:p>
@@ -137,7 +137,7 @@
         <w:rPr>
           <w:sz w:val="20"/>
         </w:rPr>
-        <w:t>React, Node.js, Django, Flask, UI frameworks</w:t>
+        <w:t>React.js, Node.js, Looker BI, Modern UI Frameworks</w:t>
       </w:r>
     </w:p>
     <w:p>
@@ -173,25 +173,7 @@
         <w:rPr>
           <w:sz w:val="20"/>
         </w:rPr>
-        <w:t>Pandas, NumPy, Excel, Data Visualisation, Statistical Analysis, Looker BI</w:t>
-      </w:r>
-    </w:p>
-    <w:p>
-      <w:pPr>
-        <w:spacing w:before="0" w:after="40"/>
-      </w:pPr>
-      <w:r>
-        <w:rPr>
-          <w:b/>
-          <w:sz w:val="20"/>
-        </w:rPr>
-        <w:t xml:space="preserve">AI &amp; Machine Learning: </w:t>
-      </w:r>
-      <w:r>
-        <w:rPr>
-          <w:sz w:val="20"/>
-        </w:rPr>
-        <w:t>Gemini API, Groq API, Prompt Engineering, LLM Evaluation, Data Annotation, Dataset Structuring</w:t>
+        <w:t>Data Visualization, Statistical Analysis</w:t>
       </w:r>
     </w:p>
     <w:p>
@@ -209,7 +191,7 @@
         <w:rPr>
           <w:sz w:val="20"/>
         </w:rPr>
-        <w:t>n8n, Playwright, APScheduler, Web Scraping, REST APIs, CI/CD</w:t>
+        <w:t>REST APIs</w:t>
       </w:r>
     </w:p>
     <w:p>
@@ -227,7 +209,7 @@
         <w:rPr>
           <w:sz w:val="20"/>
         </w:rPr>
-        <w:t>Oracle Cloud, Google Cloud Platform, GCP, AWS, Azure, Docker, Kubernetes</w:t>
+        <w:t>Cloud-Native Development, Containerization (Docker, Kubernetes)</w:t>
       </w:r>
     </w:p>
     <w:p>
@@ -245,7 +227,7 @@
         <w:rPr>
           <w:sz w:val="20"/>
         </w:rPr>
-        <w:t>React.js, JavaScript/TypeScript, RESTful APIs, Data visualization, Authentication systems, Third-party API integration, Performance optimization, Scalability, Secure coding</w:t>
+        <w:t>Web Application Development, RESTful APIs, Cross-Browser Compatibility, Accessibility, Mobile Responsiveness, Authentication Systems, Third-Party API Integration, Performance Optimization, Scalability, Secure Coding</w:t>
       </w:r>
     </w:p>
     <w:p>
@@ -263,7 +245,7 @@
         <w:rPr>
           <w:sz w:val="20"/>
         </w:rPr>
-        <w:t>Data protection, Compliance, Code reviews, Unit testing, Computer Science, Software Engineering, Full-stack development, UI/UX design, Responsive design</w:t>
+        <w:t>Data Protection, Compliance, Code Reviews, Unit Testing, CI/CD, Continuous Delivery, Documentation, Architecture Decision Records, Software Engineering, Computer Science</w:t>
       </w:r>
     </w:p>
     <w:p>
@@ -313,7 +295,7 @@
         <w:rPr>
           <w:sz w:val="20"/>
         </w:rPr>
-        <w:t>Leading the design and development of user-centric interfaces, ensuring cross-browser compatibility and mobile responsiveness.</w:t>
+        <w:t>Integrating SAP APIs with an internal Credit Control System, automating processes for OA and IT business units.</w:t>
       </w:r>
     </w:p>
     <w:p>
@@ -325,7 +307,7 @@
         <w:rPr>
           <w:sz w:val="20"/>
         </w:rPr>
-        <w:t>Integrating SAP APIs with an internal Credit Control System, creating an automated solution for OA and IT business units.</w:t>
+        <w:t>Authoring comprehensive System Design Documents (SDDs) and Business Requirements Documents (BRDs) to define project scope and architecture.</w:t>
       </w:r>
     </w:p>
     <w:p>
@@ -337,7 +319,7 @@
         <w:rPr>
           <w:sz w:val="20"/>
         </w:rPr>
-        <w:t>Authoring technical documentation, including BRDs and SDDs, to define project scope and architecture for enterprise clients.</w:t>
+        <w:t>Designing and prototyping an AI-powered tender scraping pipeline, automating tender opportunity discovery and processing.</w:t>
       </w:r>
     </w:p>
     <w:p>
@@ -372,7 +354,7 @@
         <w:rPr>
           <w:sz w:val="20"/>
         </w:rPr>
-        <w:t>Generated accurate captions for multimodal datasets, improving model accuracy through categorisation and validation.</w:t>
+        <w:t>Generating difference-based captions for multimodal datasets, improving model accuracy through detailed annotations.</w:t>
       </w:r>
     </w:p>
     <w:p>
@@ -407,7 +389,7 @@
         <w:rPr>
           <w:sz w:val="20"/>
         </w:rPr>
-        <w:t>Built and delivered full-stack solutions, optimising UI components and APIs for diverse client needs.</w:t>
+        <w:t>Building full-stack solutions with optimised UI components and APIs, ensuring client satisfaction through remote collaboration.</w:t>
       </w:r>
     </w:p>
     <w:p>
@@ -442,7 +424,7 @@
         <w:rPr>
           <w:sz w:val="20"/>
         </w:rPr>
-        <w:t>Performed intent detection and utterance verification for health and agriculture AI systems, ensuring high-quality training data.</w:t>
+        <w:t>Performing intent detection, slot tagging, and utterance verification for health and agriculture AI systems, ensuring high-quality training data.</w:t>
       </w:r>
     </w:p>
     <w:p>
